--- a/docs/系统操作指南(完整版).docx
+++ b/docs/系统操作指南(完整版).docx
@@ -31,7 +31,7 @@
           <w:sz w:val="20"/>
           <w:szCs w:val="20"/>
         </w:rPr>
-        <w:t xml:space="preserve">完整版  |  Version 3.2  |  2026年7月</w:t>
+        <w:t xml:space="preserve">完整版  |  Version 3.3  |  2026年8月</w:t>
       </w:r>
     </w:p>
     <w:p>
@@ -560,7 +560,7 @@
                 <w:sz w:val="20"/>
                 <w:szCs w:val="20"/>
               </w:rPr>
-              <w:t xml:space="preserve">处理问卷、登记人员信息、录入设备、跟踪状态</w:t>
+              <w:t xml:space="preserve">处理问卷、登记人员信息/联系方式/设备台账、跟踪状态</w:t>
             </w:r>
           </w:p>
         </w:tc>
@@ -684,7 +684,7 @@
                 <w:sz w:val="20"/>
                 <w:szCs w:val="20"/>
               </w:rPr>
-              <w:t xml:space="preserve">录入薪资（本地不上云）、跟进反馈、办理入职/结算、账号管理</w:t>
+              <w:t xml:space="preserve">上传简历、录入薪资（本地不上云）、跟进反馈、办理入职/结算、账号管理</w:t>
             </w:r>
           </w:p>
         </w:tc>
@@ -1575,7 +1575,7 @@
                 <w:sz w:val="20"/>
                 <w:szCs w:val="20"/>
               </w:rPr>
-              <w:t xml:space="preserve">姓名/带教/日期/设备/反馈/状态</w:t>
+              <w:t xml:space="preserve">姓名/带教/日期/联系方式/设备/简历/反馈/状态</w:t>
             </w:r>
           </w:p>
         </w:tc>
@@ -2873,7 +2873,43 @@
           <w:sz w:val="21"/>
           <w:szCs w:val="21"/>
         </w:rPr>
-        <w:t xml:space="preserve">点击"导入登记"，确认/补充一级部门、二级部门、设备信息</w:t>
+        <w:t xml:space="preserve">点击"导入登记"，确认/补充一级部门、二级部门</w:t>
+      </w:r>
+    </w:p>
+    <w:p>
+      <w:pPr>
+        <w:pStyle w:val="ListParagraph"/>
+        <w:numPr>
+          <w:ilvl w:val="0"/>
+          <w:numId w:val="1"/>
+        </w:numPr>
+        <w:spacing w:after="40" w:before="40"/>
+      </w:pPr>
+      <w:r>
+        <w:rPr>
+          <w:rFonts w:ascii="Microsoft YaHei" w:cs="Microsoft YaHei" w:eastAsia="Microsoft YaHei" w:hAnsi="Microsoft YaHei"/>
+          <w:sz w:val="21"/>
+          <w:szCs w:val="21"/>
+        </w:rPr>
+        <w:t xml:space="preserve">登记联系方式（电话/企业微信/私人微信）</w:t>
+      </w:r>
+    </w:p>
+    <w:p>
+      <w:pPr>
+        <w:pStyle w:val="ListParagraph"/>
+        <w:numPr>
+          <w:ilvl w:val="0"/>
+          <w:numId w:val="1"/>
+        </w:numPr>
+        <w:spacing w:after="40" w:before="40"/>
+      </w:pPr>
+      <w:r>
+        <w:rPr>
+          <w:rFonts w:ascii="Microsoft YaHei" w:cs="Microsoft YaHei" w:eastAsia="Microsoft YaHei" w:hAnsi="Microsoft YaHei"/>
+          <w:sz w:val="21"/>
+          <w:szCs w:val="21"/>
+        </w:rPr>
+        <w:t xml:space="preserve">登记设备台账：每台设备一行，字段为花名、设备型号、品牌、序列号、企业微信账号、私人微信账号、其他账号登记</w:t>
       </w:r>
     </w:p>
     <w:p>
@@ -3151,7 +3187,82 @@
           <w:sz w:val="22"/>
           <w:szCs w:val="22"/>
         </w:rPr>
-        <w:t xml:space="preserve">6.4 到期跟进（SSC Zoe）</w:t>
+        <w:t xml:space="preserve">6.4 人员简历上传（SSC Zoe）</w:t>
+      </w:r>
+    </w:p>
+    <w:p>
+      <w:pPr>
+        <w:pStyle w:val="ListParagraph"/>
+        <w:numPr>
+          <w:ilvl w:val="0"/>
+          <w:numId w:val="1"/>
+        </w:numPr>
+        <w:spacing w:after="40" w:before="40"/>
+      </w:pPr>
+      <w:r>
+        <w:rPr>
+          <w:rFonts w:ascii="Microsoft YaHei" w:cs="Microsoft YaHei" w:eastAsia="Microsoft YaHei" w:hAnsi="Microsoft YaHei"/>
+          <w:sz w:val="21"/>
+          <w:szCs w:val="21"/>
+        </w:rPr>
+        <w:t xml:space="preserve">登录云端后台，在人员列表点击"📎简历"按钮</w:t>
+      </w:r>
+    </w:p>
+    <w:p>
+      <w:pPr>
+        <w:pStyle w:val="ListParagraph"/>
+        <w:numPr>
+          <w:ilvl w:val="0"/>
+          <w:numId w:val="1"/>
+        </w:numPr>
+        <w:spacing w:after="40" w:before="40"/>
+      </w:pPr>
+      <w:r>
+        <w:rPr>
+          <w:rFonts w:ascii="Microsoft YaHei" w:cs="Microsoft YaHei" w:eastAsia="Microsoft YaHei" w:hAnsi="Microsoft YaHei"/>
+          <w:sz w:val="21"/>
+          <w:szCs w:val="21"/>
+        </w:rPr>
+        <w:t xml:space="preserve">选择简历文件上传（支持 PDF/Word/图片，单文件不超过2MB）</w:t>
+      </w:r>
+    </w:p>
+    <w:p>
+      <w:pPr>
+        <w:pStyle w:val="ListParagraph"/>
+        <w:numPr>
+          <w:ilvl w:val="0"/>
+          <w:numId w:val="1"/>
+        </w:numPr>
+        <w:spacing w:after="40" w:before="40"/>
+      </w:pPr>
+      <w:r>
+        <w:rPr>
+          <w:rFonts w:ascii="Microsoft YaHei" w:cs="Microsoft YaHei" w:eastAsia="Microsoft YaHei" w:hAnsi="Microsoft YaHei"/>
+          <w:sz w:val="21"/>
+          <w:szCs w:val="21"/>
+        </w:rPr>
+        <w:t xml:space="preserve">简历云端永久保存，可下载、替换、删除</w:t>
+      </w:r>
+    </w:p>
+    <w:p>
+      <w:pPr>
+        <w:spacing w:after="80" w:before="80"/>
+      </w:pPr>
+    </w:p>
+    <w:p>
+      <w:pPr>
+        <w:spacing w:after="60" w:before="160"/>
+      </w:pPr>
+      <w:r>
+        <w:rPr>
+          <w:rFonts w:ascii="Microsoft YaHei" w:cs="Microsoft YaHei" w:eastAsia="Microsoft YaHei" w:hAnsi="Microsoft YaHei"/>
+          <w:b/>
+          <w:bCs/>
+          <w:color w:val="1a1a2e"/>
+          <w:sz w:val="22"/>
+          <w:szCs w:val="22"/>
+        </w:rPr>
+        <w:t xml:space="preserve">6.5 到期跟进（SSC Zoe）</w:t>
       </w:r>
     </w:p>
     <w:p>
@@ -3719,7 +3830,7 @@
           <w:sz w:val="22"/>
           <w:szCs w:val="22"/>
         </w:rPr>
-        <w:t xml:space="preserve">6.5 反馈记录（SSC Zoe）</w:t>
+        <w:t xml:space="preserve">6.6 反馈记录（SSC Zoe）</w:t>
       </w:r>
     </w:p>
     <w:p>
@@ -3830,7 +3941,7 @@
           <w:sz w:val="22"/>
           <w:szCs w:val="22"/>
         </w:rPr>
-        <w:t xml:space="preserve">6.6 入职/结算（SSC Zoe + HRD massie）</w:t>
+        <w:t xml:space="preserve">6.7 入职/结算（SSC Zoe + HRD massie）</w:t>
       </w:r>
     </w:p>
     <w:p>
@@ -4763,7 +4874,7 @@
         <w:sz w:val="16"/>
         <w:szCs w:val="16"/>
       </w:rPr>
-      <w:t xml:space="preserve">系统操作指南(完整版) v3.2</w:t>
+      <w:t xml:space="preserve">系统操作指南(完整版) v3.3</w:t>
     </w:r>
   </w:p>
 </w:hdr>
